--- a/Microsoft GenAI Financial Forecasting – LLM Comparative Analysis.docx
+++ b/Microsoft GenAI Financial Forecasting – LLM Comparative Analysis.docx
@@ -686,6 +686,15 @@
     </w:sdt>
     <w:sdt>
       <w:sdtPr>
+        <w:rPr>
+          <w:rFonts w:asciiTheme="minorHAnsi" w:eastAsiaTheme="minorHAnsi" w:hAnsiTheme="minorHAnsi" w:cstheme="minorBidi"/>
+          <w:color w:val="auto"/>
+          <w:kern w:val="2"/>
+          <w:sz w:val="22"/>
+          <w:szCs w:val="22"/>
+          <w:lang w:val="en-GB"/>
+          <w14:ligatures w14:val="standardContextual"/>
+        </w:rPr>
         <w:id w:val="1483576261"/>
         <w:docPartObj>
           <w:docPartGallery w:val="Table of Contents"/>
@@ -694,16 +703,9 @@
       </w:sdtPr>
       <w:sdtEndPr>
         <w:rPr>
-          <w:rFonts w:asciiTheme="minorHAnsi" w:eastAsiaTheme="minorHAnsi" w:hAnsiTheme="minorHAnsi" w:cstheme="minorBidi"/>
           <w:b/>
           <w:bCs/>
           <w:noProof/>
-          <w:color w:val="auto"/>
-          <w:kern w:val="2"/>
-          <w:sz w:val="22"/>
-          <w:szCs w:val="22"/>
-          <w:lang w:val="en-GB"/>
-          <w14:ligatures w14:val="standardContextual"/>
         </w:rPr>
       </w:sdtEndPr>
       <w:sdtContent>
@@ -1481,10 +1483,25 @@
     </w:p>
     <w:p>
       <w:pPr>
-        <w:rPr>
-          <w:rFonts w:cstheme="minorHAnsi"/>
-          <w:sz w:val="18"/>
-          <w:szCs w:val="18"/>
+        <w:ind w:firstLine="142"/>
+        <w:rPr>
+          <w:rFonts w:cstheme="minorHAnsi"/>
+          <w:lang w:val="en-IN"/>
+        </w:rPr>
+      </w:pPr>
+      <w:r>
+        <w:rPr>
+          <w:rFonts w:cstheme="minorHAnsi"/>
+          <w:lang w:val="en-IN"/>
+        </w:rPr>
+        <w:t>Comparative analysis between the 3 LLMS based on predetermined criteria:</w:t>
+      </w:r>
+    </w:p>
+    <w:p>
+      <w:pPr>
+        <w:ind w:firstLine="142"/>
+        <w:rPr>
+          <w:rFonts w:cstheme="minorHAnsi"/>
           <w:lang w:val="en-IN"/>
         </w:rPr>
       </w:pPr>
@@ -1497,15 +1514,15 @@
         <w:tblLook w:val="04A0" w:firstRow="1" w:lastRow="0" w:firstColumn="1" w:lastColumn="0" w:noHBand="0" w:noVBand="1"/>
       </w:tblPr>
       <w:tblGrid>
-        <w:gridCol w:w="1998"/>
-        <w:gridCol w:w="2713"/>
-        <w:gridCol w:w="2685"/>
-        <w:gridCol w:w="2946"/>
+        <w:gridCol w:w="1985"/>
+        <w:gridCol w:w="2976"/>
+        <w:gridCol w:w="2552"/>
+        <w:gridCol w:w="2829"/>
       </w:tblGrid>
       <w:tr>
         <w:tc>
           <w:tcPr>
-            <w:tcW w:w="1998" w:type="dxa"/>
+            <w:tcW w:w="1985" w:type="dxa"/>
             <w:shd w:val="clear" w:color="auto" w:fill="DBE5F1" w:themeFill="accent1" w:themeFillTint="33"/>
           </w:tcPr>
           <w:p>
@@ -1531,7 +1548,7 @@
         </w:tc>
         <w:tc>
           <w:tcPr>
-            <w:tcW w:w="2713" w:type="dxa"/>
+            <w:tcW w:w="2976" w:type="dxa"/>
             <w:shd w:val="clear" w:color="auto" w:fill="DBE5F1" w:themeFill="accent1" w:themeFillTint="33"/>
           </w:tcPr>
           <w:p>
@@ -1557,7 +1574,7 @@
         </w:tc>
         <w:tc>
           <w:tcPr>
-            <w:tcW w:w="2685" w:type="dxa"/>
+            <w:tcW w:w="2552" w:type="dxa"/>
             <w:shd w:val="clear" w:color="auto" w:fill="DBE5F1" w:themeFill="accent1" w:themeFillTint="33"/>
           </w:tcPr>
           <w:p>
@@ -1583,7 +1600,7 @@
         </w:tc>
         <w:tc>
           <w:tcPr>
-            <w:tcW w:w="2946" w:type="dxa"/>
+            <w:tcW w:w="2829" w:type="dxa"/>
             <w:shd w:val="clear" w:color="auto" w:fill="DBE5F1" w:themeFill="accent1" w:themeFillTint="33"/>
           </w:tcPr>
           <w:p>
@@ -1610,11 +1627,11 @@
       </w:tr>
       <w:tr>
         <w:trPr>
-          <w:trHeight w:val="4142"/>
+          <w:trHeight w:val="4883"/>
         </w:trPr>
         <w:tc>
           <w:tcPr>
-            <w:tcW w:w="1998" w:type="dxa"/>
+            <w:tcW w:w="1985" w:type="dxa"/>
           </w:tcPr>
           <w:p>
             <w:pPr>
@@ -1640,7 +1657,7 @@
         </w:tc>
         <w:tc>
           <w:tcPr>
-            <w:tcW w:w="2713" w:type="dxa"/>
+            <w:tcW w:w="2976" w:type="dxa"/>
           </w:tcPr>
           <w:p>
             <w:pPr>
@@ -1708,7 +1725,7 @@
         </w:tc>
         <w:tc>
           <w:tcPr>
-            <w:tcW w:w="2685" w:type="dxa"/>
+            <w:tcW w:w="2552" w:type="dxa"/>
           </w:tcPr>
           <w:p>
             <w:pPr>
@@ -1776,7 +1793,7 @@
         </w:tc>
         <w:tc>
           <w:tcPr>
-            <w:tcW w:w="2946" w:type="dxa"/>
+            <w:tcW w:w="2829" w:type="dxa"/>
           </w:tcPr>
           <w:p>
             <w:pPr>
@@ -1866,11 +1883,11 @@
       </w:tr>
       <w:tr>
         <w:trPr>
-          <w:trHeight w:val="2685"/>
+          <w:trHeight w:val="2827"/>
         </w:trPr>
         <w:tc>
           <w:tcPr>
-            <w:tcW w:w="1998" w:type="dxa"/>
+            <w:tcW w:w="1985" w:type="dxa"/>
           </w:tcPr>
           <w:p>
             <w:pPr>
@@ -1896,7 +1913,7 @@
         </w:tc>
         <w:tc>
           <w:tcPr>
-            <w:tcW w:w="2713" w:type="dxa"/>
+            <w:tcW w:w="2976" w:type="dxa"/>
           </w:tcPr>
           <w:p>
             <w:pPr>
@@ -1951,7 +1968,7 @@
         </w:tc>
         <w:tc>
           <w:tcPr>
-            <w:tcW w:w="2685" w:type="dxa"/>
+            <w:tcW w:w="2552" w:type="dxa"/>
           </w:tcPr>
           <w:p>
             <w:pPr>
@@ -1998,7 +2015,7 @@
         </w:tc>
         <w:tc>
           <w:tcPr>
-            <w:tcW w:w="2946" w:type="dxa"/>
+            <w:tcW w:w="2829" w:type="dxa"/>
           </w:tcPr>
           <w:p>
             <w:pPr>
@@ -2029,7 +2046,7 @@
         </w:trPr>
         <w:tc>
           <w:tcPr>
-            <w:tcW w:w="1998" w:type="dxa"/>
+            <w:tcW w:w="1985" w:type="dxa"/>
           </w:tcPr>
           <w:p>
             <w:pPr>
@@ -2049,13 +2066,14 @@
                 <w:color w:val="000000" w:themeColor="text1"/>
                 <w:lang w:val="en-US"/>
               </w:rPr>
+              <w:lastRenderedPageBreak/>
               <w:t>Key Forecast Assumption</w:t>
             </w:r>
           </w:p>
         </w:tc>
         <w:tc>
           <w:tcPr>
-            <w:tcW w:w="2713" w:type="dxa"/>
+            <w:tcW w:w="2976" w:type="dxa"/>
           </w:tcPr>
           <w:p>
             <w:pPr>
@@ -2110,7 +2128,7 @@
         </w:tc>
         <w:tc>
           <w:tcPr>
-            <w:tcW w:w="2685" w:type="dxa"/>
+            <w:tcW w:w="2552" w:type="dxa"/>
           </w:tcPr>
           <w:p>
             <w:pPr>
@@ -2151,7 +2169,7 @@
         </w:tc>
         <w:tc>
           <w:tcPr>
-            <w:tcW w:w="2946" w:type="dxa"/>
+            <w:tcW w:w="2829" w:type="dxa"/>
           </w:tcPr>
           <w:p>
             <w:pPr>
@@ -2177,9 +2195,12 @@
         </w:tc>
       </w:tr>
       <w:tr>
+        <w:trPr>
+          <w:trHeight w:val="1401"/>
+        </w:trPr>
         <w:tc>
           <w:tcPr>
-            <w:tcW w:w="1998" w:type="dxa"/>
+            <w:tcW w:w="1985" w:type="dxa"/>
             <w:vAlign w:val="center"/>
           </w:tcPr>
           <w:p>
@@ -2206,7 +2227,7 @@
         </w:tc>
         <w:tc>
           <w:tcPr>
-            <w:tcW w:w="2713" w:type="dxa"/>
+            <w:tcW w:w="2976" w:type="dxa"/>
           </w:tcPr>
           <w:p>
             <w:pPr>
@@ -2232,7 +2253,7 @@
         </w:tc>
         <w:tc>
           <w:tcPr>
-            <w:tcW w:w="2685" w:type="dxa"/>
+            <w:tcW w:w="2552" w:type="dxa"/>
           </w:tcPr>
           <w:p>
             <w:pPr>
@@ -2252,15 +2273,7 @@
                 <w:rFonts w:cstheme="minorHAnsi"/>
                 <w:lang w:val="en-US"/>
               </w:rPr>
-              <w:t xml:space="preserve">Moderate–High — includes sensitivity to </w:t>
-            </w:r>
-            <w:r>
-              <w:rPr>
-                <w:rFonts w:cstheme="minorHAnsi"/>
-                <w:lang w:val="en-US"/>
-              </w:rPr>
-              <w:lastRenderedPageBreak/>
-              <w:t>alternative trend assumptions.</w:t>
+              <w:t>Moderate–High — includes sensitivity to alternative trend assumptions.</w:t>
             </w:r>
             <w:r>
               <w:rPr>
@@ -2273,7 +2286,7 @@
         </w:tc>
         <w:tc>
           <w:tcPr>
-            <w:tcW w:w="2946" w:type="dxa"/>
+            <w:tcW w:w="2829" w:type="dxa"/>
           </w:tcPr>
           <w:p>
             <w:pPr>
@@ -2293,16 +2306,18 @@
                 <w:rFonts w:cstheme="minorHAnsi"/>
                 <w:lang w:val="en-US"/>
               </w:rPr>
-              <w:lastRenderedPageBreak/>
               <w:t>High — multiple statistical models and ensemble forecasting.</w:t>
             </w:r>
           </w:p>
         </w:tc>
       </w:tr>
       <w:tr>
+        <w:trPr>
+          <w:trHeight w:val="1264"/>
+        </w:trPr>
         <w:tc>
           <w:tcPr>
-            <w:tcW w:w="1998" w:type="dxa"/>
+            <w:tcW w:w="1985" w:type="dxa"/>
             <w:vAlign w:val="center"/>
           </w:tcPr>
           <w:p>
@@ -2329,7 +2344,7 @@
         </w:tc>
         <w:tc>
           <w:tcPr>
-            <w:tcW w:w="2713" w:type="dxa"/>
+            <w:tcW w:w="2976" w:type="dxa"/>
           </w:tcPr>
           <w:p>
             <w:pPr>
@@ -2355,7 +2370,7 @@
         </w:tc>
         <w:tc>
           <w:tcPr>
-            <w:tcW w:w="2685" w:type="dxa"/>
+            <w:tcW w:w="2552" w:type="dxa"/>
           </w:tcPr>
           <w:p>
             <w:pPr>
@@ -2388,7 +2403,7 @@
         </w:tc>
         <w:tc>
           <w:tcPr>
-            <w:tcW w:w="2946" w:type="dxa"/>
+            <w:tcW w:w="2829" w:type="dxa"/>
           </w:tcPr>
           <w:p>
             <w:pPr>
@@ -2416,7 +2431,7 @@
       <w:tr>
         <w:tc>
           <w:tcPr>
-            <w:tcW w:w="1998" w:type="dxa"/>
+            <w:tcW w:w="1985" w:type="dxa"/>
             <w:vAlign w:val="center"/>
           </w:tcPr>
           <w:p>
@@ -2443,7 +2458,7 @@
         </w:tc>
         <w:tc>
           <w:tcPr>
-            <w:tcW w:w="2713" w:type="dxa"/>
+            <w:tcW w:w="2976" w:type="dxa"/>
           </w:tcPr>
           <w:p>
             <w:pPr>
@@ -2490,7 +2505,7 @@
         </w:tc>
         <w:tc>
           <w:tcPr>
-            <w:tcW w:w="2685" w:type="dxa"/>
+            <w:tcW w:w="2552" w:type="dxa"/>
           </w:tcPr>
           <w:p>
             <w:pPr>
@@ -2516,7 +2531,7 @@
         </w:tc>
         <w:tc>
           <w:tcPr>
-            <w:tcW w:w="2946" w:type="dxa"/>
+            <w:tcW w:w="2829" w:type="dxa"/>
           </w:tcPr>
           <w:p>
             <w:pPr>
@@ -2550,9 +2565,12 @@
         </w:tc>
       </w:tr>
       <w:tr>
+        <w:trPr>
+          <w:trHeight w:val="1900"/>
+        </w:trPr>
         <w:tc>
           <w:tcPr>
-            <w:tcW w:w="1998" w:type="dxa"/>
+            <w:tcW w:w="1985" w:type="dxa"/>
             <w:vAlign w:val="center"/>
           </w:tcPr>
           <w:p>
@@ -2579,7 +2597,7 @@
         </w:tc>
         <w:tc>
           <w:tcPr>
-            <w:tcW w:w="2713" w:type="dxa"/>
+            <w:tcW w:w="2976" w:type="dxa"/>
           </w:tcPr>
           <w:p>
             <w:pPr>
@@ -2605,7 +2623,7 @@
         </w:tc>
         <w:tc>
           <w:tcPr>
-            <w:tcW w:w="2685" w:type="dxa"/>
+            <w:tcW w:w="2552" w:type="dxa"/>
           </w:tcPr>
           <w:p>
             <w:pPr>
@@ -2631,7 +2649,7 @@
         </w:tc>
         <w:tc>
           <w:tcPr>
-            <w:tcW w:w="2946" w:type="dxa"/>
+            <w:tcW w:w="2829" w:type="dxa"/>
           </w:tcPr>
           <w:p>
             <w:pPr>
@@ -2664,6 +2682,21 @@
           <w:lang w:val="en-IN"/>
         </w:rPr>
       </w:pPr>
+    </w:p>
+    <w:p>
+      <w:pPr>
+        <w:rPr>
+          <w:rFonts w:cstheme="minorHAnsi"/>
+          <w:lang w:val="en-IN"/>
+        </w:rPr>
+      </w:pPr>
+      <w:r>
+        <w:rPr>
+          <w:rFonts w:cstheme="minorHAnsi"/>
+          <w:lang w:val="en-IN"/>
+        </w:rPr>
+        <w:br w:type="page"/>
+      </w:r>
     </w:p>
     <w:p>
       <w:pPr>
@@ -2698,6 +2731,7 @@
           <w:szCs w:val="22"/>
           <w:lang w:val="en-IN"/>
         </w:rPr>
+        <w:lastRenderedPageBreak/>
         <w:t>ChatGPT—Analysis &amp; Visual Output</w:t>
       </w:r>
       <w:bookmarkEnd w:id="2"/>
@@ -2751,14 +2785,12 @@
       <w:r>
         <w:rPr>
           <w:rFonts w:cstheme="minorHAnsi"/>
-          <w:noProof/>
-          <w:lang w:val="en-IN"/>
         </w:rPr>
         <w:drawing>
-          <wp:inline distT="0" distB="0" distL="0" distR="0" wp14:anchorId="3B333C95" wp14:editId="23EFFAED">
-            <wp:extent cx="5279571" cy="2555387"/>
-            <wp:effectExtent l="0" t="0" r="0" b="0"/>
-            <wp:docPr id="579691408" name="Picture 1"/>
+          <wp:inline distT="0" distB="0" distL="0" distR="0" wp14:anchorId="2AE1AB63" wp14:editId="076B4D7F">
+            <wp:extent cx="5326298" cy="6541858"/>
+            <wp:effectExtent l="0" t="0" r="8255" b="0"/>
+            <wp:docPr id="867676042" name="Picture 1"/>
             <wp:cNvGraphicFramePr>
               <a:graphicFrameLocks xmlns:a="http://schemas.openxmlformats.org/drawingml/2006/main" noChangeAspect="1"/>
             </wp:cNvGraphicFramePr>
@@ -2766,23 +2798,32 @@
               <a:graphicData uri="http://schemas.openxmlformats.org/drawingml/2006/picture">
                 <pic:pic xmlns:pic="http://schemas.openxmlformats.org/drawingml/2006/picture">
                   <pic:nvPicPr>
-                    <pic:cNvPr id="579691408" name=""/>
+                    <pic:cNvPr id="867676042" name=""/>
                     <pic:cNvPicPr/>
                   </pic:nvPicPr>
-                  <pic:blipFill>
+                  <pic:blipFill rotWithShape="1">
                     <a:blip r:embed="rId8"/>
+                    <a:srcRect l="1096" b="1743"/>
                     <a:stretch>
                       <a:fillRect/>
                     </a:stretch>
                   </pic:blipFill>
-                  <pic:spPr>
+                  <pic:spPr bwMode="auto">
                     <a:xfrm>
                       <a:off x="0" y="0"/>
-                      <a:ext cx="5289602" cy="2560242"/>
+                      <a:ext cx="5330881" cy="6547488"/>
                     </a:xfrm>
                     <a:prstGeom prst="rect">
                       <a:avLst/>
                     </a:prstGeom>
+                    <a:ln>
+                      <a:noFill/>
+                    </a:ln>
+                    <a:extLst>
+                      <a:ext uri="{53640926-AAD7-44D8-BBD7-CCE9431645EC}">
+                        <a14:shadowObscured xmlns:a14="http://schemas.microsoft.com/office/drawing/2010/main"/>
+                      </a:ext>
+                    </a:extLst>
                   </pic:spPr>
                 </pic:pic>
               </a:graphicData>
@@ -3227,6 +3268,7 @@
       <w:r>
         <w:rPr>
           <w:rFonts w:cstheme="minorHAnsi"/>
+          <w:noProof/>
         </w:rPr>
         <w:lastRenderedPageBreak/>
         <w:drawing>
@@ -3352,6 +3394,7 @@
       <w:r>
         <w:rPr>
           <w:rFonts w:cstheme="minorHAnsi"/>
+          <w:noProof/>
         </w:rPr>
         <w:drawing>
           <wp:inline distT="0" distB="0" distL="0" distR="0" wp14:anchorId="0686CFD8" wp14:editId="1B73631D">
@@ -3479,6 +3522,7 @@
       <w:r>
         <w:rPr>
           <w:rFonts w:cstheme="minorHAnsi"/>
+          <w:noProof/>
         </w:rPr>
         <w:drawing>
           <wp:inline distT="0" distB="0" distL="0" distR="0" wp14:anchorId="518CDA4F" wp14:editId="447CC9F0">
@@ -3659,6 +3703,7 @@
       </w:pPr>
       <w:r>
         <w:rPr>
+          <w:noProof/>
           <w:color w:val="808080" w:themeColor="background1" w:themeShade="80"/>
           <w:sz w:val="16"/>
           <w:szCs w:val="16"/>
@@ -3796,6 +3841,7 @@
       <w:r>
         <w:rPr>
           <w:rFonts w:cstheme="minorHAnsi"/>
+          <w:noProof/>
         </w:rPr>
         <w:lastRenderedPageBreak/>
         <w:drawing>
@@ -3917,6 +3963,9 @@
         <w:jc w:val="center"/>
       </w:pPr>
       <w:r>
+        <w:rPr>
+          <w:noProof/>
+        </w:rPr>
         <w:drawing>
           <wp:inline distT="0" distB="0" distL="0" distR="0" wp14:anchorId="7CE3DA1C" wp14:editId="4FF8DDCF">
             <wp:extent cx="5465022" cy="2387600"/>
@@ -4106,21 +4155,7 @@
           <w:b/>
           <w:bCs/>
         </w:rPr>
-        <w:t>Revenue</w:t>
-      </w:r>
-      <w:r>
-        <w:rPr>
-          <w:b/>
-          <w:bCs/>
-        </w:rPr>
-        <w:t xml:space="preserve"> and </w:t>
-      </w:r>
-      <w:r>
-        <w:rPr>
-          <w:b/>
-          <w:bCs/>
-        </w:rPr>
-        <w:t>COGS Relationship Shows Positive Gross Margin Trend</w:t>
+        <w:t>Revenue and COGS Relationship Shows Positive Gross Margin Trend</w:t>
       </w:r>
       <w:r>
         <w:rPr>
@@ -4230,14 +4265,7 @@
           <w:b/>
           <w:bCs/>
         </w:rPr>
-        <w:t>The Three LLMs Demonstrated Different Levels of Forecasting Sophistication</w:t>
-      </w:r>
-      <w:r>
-        <w:rPr>
-          <w:b/>
-          <w:bCs/>
-        </w:rPr>
-        <w:t xml:space="preserve"> </w:t>
+        <w:t xml:space="preserve">The Three LLMs Demonstrated Different Levels of Forecasting Sophistication </w:t>
       </w:r>
     </w:p>
     <w:p>
@@ -4487,14 +4515,7 @@
           <w:b/>
           <w:bCs/>
         </w:rPr>
-        <w:t>Interpretability Is Critical</w:t>
-      </w:r>
-      <w:r>
-        <w:rPr>
-          <w:b/>
-          <w:bCs/>
-        </w:rPr>
-        <w:t xml:space="preserve"> </w:t>
+        <w:t xml:space="preserve">Interpretability Is Critical </w:t>
       </w:r>
     </w:p>
     <w:p>
@@ -4539,14 +4560,7 @@
           <w:b/>
           <w:bCs/>
         </w:rPr>
-        <w:t>Every Forecasting Approach Carries Model Risk</w:t>
-      </w:r>
-      <w:r>
-        <w:rPr>
-          <w:b/>
-          <w:bCs/>
-        </w:rPr>
-        <w:t xml:space="preserve"> </w:t>
+        <w:t xml:space="preserve">Every Forecasting Approach Carries Model Risk </w:t>
       </w:r>
     </w:p>
     <w:p>
@@ -6019,6 +6033,7 @@
   <w:style w:type="character" w:default="1" w:styleId="DefaultParagraphFont">
     <w:name w:val="Default Paragraph Font"/>
     <w:uiPriority w:val="1"/>
+    <w:semiHidden/>
     <w:unhideWhenUsed/>
   </w:style>
   <w:style w:type="table" w:default="1" w:styleId="TableNormal">
